--- a/por/docx/05.content.docx
+++ b/por/docx/05.content.docx
@@ -30404,19 +30404,7 @@
         <w:rPr>
           <w:lang w:val="pt_PT" w:bidi="pt_PT"/>
         </w:rPr>
-        <w:t xml:space="preserve">Moisés escreveu as palavras: Esta declaração é uma boa evidência para a visão tradicional de que Moisés escreveu Deuteronômio (veja </w:t>
-      </w:r>
-      <w:r>
-        <w:rPr>
-          <w:lang w:val="pt_PT" w:bidi="pt_PT"/>
-        </w:rPr>
-        <w:t>Introdução ao Livro de Deuteronômio</w:t>
-      </w:r>
-      <w:r>
-        <w:rPr>
-          <w:lang w:val="pt_PT" w:bidi="pt_PT"/>
-        </w:rPr>
-        <w:t>, “Autoria”).</w:t>
+        <w:t>Moisés escreveu as palavras: Esta declaração é uma boa evidência para a visão tradicional de que Moisés escreveu Deuteronômio (veja Introdução ao Livro de Deuteronômio, “Autoria”).</w:t>
       </w:r>
       <w:r>
         <w:rPr>
@@ -35204,19 +35192,7 @@
         <w:rPr>
           <w:lang w:val="pt_PT" w:bidi="pt_PT"/>
         </w:rPr>
-        <w:t xml:space="preserve">). • A frase até hoje refere-se ao tempo da composição final de Deuteronômio (veja </w:t>
-      </w:r>
-      <w:r>
-        <w:rPr>
-          <w:lang w:val="pt_PT" w:bidi="pt_PT"/>
-        </w:rPr>
-        <w:t>Introdução ao Livro de Gênesis</w:t>
-      </w:r>
-      <w:r>
-        <w:rPr>
-          <w:lang w:val="pt_PT" w:bidi="pt_PT"/>
-        </w:rPr>
-        <w:t>, “Autoria”).</w:t>
+        <w:t>). • A frase até hoje refere-se ao tempo da composição final de Deuteronômio (veja Introdução ao Livro de Gênesis, “Autoria”).</w:t>
       </w:r>
       <w:r>
         <w:rPr>
